--- a/00-首页/题组Word/专项卷/二分册/专项卷V-学生版-打印版.docx
+++ b/00-首页/题组Word/专项卷/二分册/专项卷V-学生版-打印版.docx
@@ -5198,7 +5198,7 @@
         <m:sSup>
           <m:e>
             <m:r>
-              <m:t>​</m:t>
+              <m:t xml:space="preserve"> </m:t>
             </m:r>
           </m:e>
           <m:sup>

--- a/00-首页/题组Word/专项卷/二分册/专项卷V-学生版-打印版.docx
+++ b/00-首页/题组Word/专项卷/二分册/专项卷V-学生版-打印版.docx
@@ -464,8 +464,8 @@
     <w:p>
       <w:pPr>
         <w:pStyle w:val="BodyText"/>
+        <w:spacing w:before="0" w:after="0"/>
         <w:ind w:left="480" w:hanging="480"/>
-        <w:spacing w:after="0"/>
       </w:pPr>
       <w:r>
         <w:rPr>
@@ -489,8 +489,8 @@
     <w:p>
       <w:pPr>
         <w:pStyle w:val="BodyText"/>
+        <w:spacing w:before="0" w:after="0"/>
         <w:ind w:left="480" w:hanging="480"/>
-        <w:spacing w:before="0" w:after="0"/>
       </w:pPr>
       <w:r>
         <w:rPr>
@@ -561,8 +561,8 @@
     <w:p>
       <w:pPr>
         <w:pStyle w:val="BodyText"/>
+        <w:spacing w:before="0" w:after="0"/>
         <w:ind w:left="480" w:hanging="480"/>
-        <w:spacing w:before="0" w:after="0"/>
       </w:pPr>
       <w:r>
         <w:rPr>
@@ -636,8 +636,8 @@
     <w:p>
       <w:pPr>
         <w:pStyle w:val="BodyText"/>
+        <w:spacing w:before="0" w:after="0"/>
         <w:ind w:left="480" w:hanging="480"/>
-        <w:spacing w:before="0" w:after="180"/>
       </w:pPr>
       <w:r>
         <w:rPr>
@@ -2234,6 +2234,7 @@
     <w:p>
       <w:pPr>
         <w:pStyle w:val="BodyText"/>
+        <w:spacing w:before="0" w:after="0"/>
       </w:pPr>
       <w:r>
         <w:rPr>
@@ -2330,6 +2331,7 @@
     <w:p>
       <w:pPr>
         <w:pStyle w:val="BodyText"/>
+        <w:spacing w:before="0" w:after="0"/>
       </w:pPr>
       <w:r>
         <w:rPr>
@@ -2408,6 +2410,7 @@
     <w:p>
       <w:pPr>
         <w:pStyle w:val="BodyText"/>
+        <w:spacing w:before="0" w:after="0"/>
       </w:pPr>
       <w:r>
         <w:rPr>
@@ -2425,6 +2428,7 @@
     <w:p>
       <w:pPr>
         <w:pStyle w:val="BodyText"/>
+        <w:spacing w:before="0" w:after="0"/>
       </w:pPr>
       <w:r>
         <w:rPr>
@@ -9073,8 +9077,8 @@
     <w:p>
       <w:pPr>
         <w:pStyle w:val="FirstParagraph"/>
+        <w:spacing w:before="0" w:after="0"/>
         <w:ind w:left="480" w:hanging="480"/>
-        <w:spacing w:after="0"/>
       </w:pPr>
       <w:r>
         <w:rPr>
@@ -9146,20 +9150,45 @@
     <w:p>
       <w:pPr>
         <w:pStyle w:val="FirstParagraph"/>
+        <w:spacing w:before="0" w:after="0"/>
         <w:ind w:left="480" w:hanging="480"/>
+      </w:pPr>
+      <w:r>
+        <w:rPr>
+          <w:rFonts w:ascii="Times New Roman" w:hAnsi="Times New Roman" w:eastAsia="Times New Roman" w:cs="Times New Roman"/>
+        </w:rPr>
+        <w:t xml:space="preserve">A. </w:t>
+      </w:r>
+      <w:r>
+        <w:rPr>
+          <w:rFonts w:hint="eastAsia" w:ascii="Times New Roman" w:hAnsi="Times New Roman" w:eastAsia="FangSong" w:cs="Times New Roman"/>
+        </w:rPr>
+        <w:t xml:space="preserve">可以在催化剂作用下和溴反应</w:t>
+      </w:r>
+      <w:r>
+        <w:rPr>
+          <w:rFonts w:ascii="Times New Roman" w:hAnsi="Times New Roman" w:eastAsia="Times New Roman" w:cs="Times New Roman"/>
+        </w:rPr>
+        <w:t xml:space="preserve"> </w:t>
+      </w:r>
+    </w:p>
+    <w:p>
+      <w:pPr>
+        <w:pStyle w:val="FirstParagraph"/>
         <w:spacing w:before="0" w:after="0"/>
-      </w:pPr>
-      <w:r>
-        <w:rPr>
-          <w:rFonts w:ascii="Times New Roman" w:hAnsi="Times New Roman" w:eastAsia="Times New Roman" w:cs="Times New Roman"/>
-        </w:rPr>
-        <w:t xml:space="preserve">A. </w:t>
-      </w:r>
-      <w:r>
-        <w:rPr>
-          <w:rFonts w:hint="eastAsia" w:ascii="Times New Roman" w:hAnsi="Times New Roman" w:eastAsia="FangSong" w:cs="Times New Roman"/>
-        </w:rPr>
-        <w:t xml:space="preserve">可以在催化剂作用下和溴反应</w:t>
+        <w:ind w:left="480" w:hanging="480"/>
+      </w:pPr>
+      <w:r>
+        <w:rPr>
+          <w:rFonts w:ascii="Times New Roman" w:hAnsi="Times New Roman" w:eastAsia="Times New Roman" w:cs="Times New Roman"/>
+        </w:rPr>
+        <w:t xml:space="preserve">B. </w:t>
+      </w:r>
+      <w:r>
+        <w:rPr>
+          <w:rFonts w:hint="eastAsia" w:ascii="Times New Roman" w:hAnsi="Times New Roman" w:eastAsia="FangSong" w:cs="Times New Roman"/>
+        </w:rPr>
+        <w:t xml:space="preserve">可以和银氨溶液发生银镜反应</w:t>
       </w:r>
       <w:r>
         <w:rPr>
@@ -9171,58 +9200,33 @@
     <w:p>
       <w:pPr>
         <w:pStyle w:val="FirstParagraph"/>
+        <w:spacing w:before="0" w:after="0"/>
         <w:ind w:left="480" w:hanging="480"/>
+      </w:pPr>
+      <w:r>
+        <w:rPr>
+          <w:rFonts w:ascii="Times New Roman" w:hAnsi="Times New Roman" w:eastAsia="Times New Roman" w:cs="Times New Roman"/>
+        </w:rPr>
+        <w:t xml:space="preserve">C. </w:t>
+      </w:r>
+      <w:r>
+        <w:rPr>
+          <w:rFonts w:hint="eastAsia" w:ascii="Times New Roman" w:hAnsi="Times New Roman" w:eastAsia="FangSong" w:cs="Times New Roman"/>
+        </w:rPr>
+        <w:t xml:space="preserve">可以和氢溴酸反应</w:t>
+      </w:r>
+      <w:r>
+        <w:rPr>
+          <w:rFonts w:ascii="Times New Roman" w:hAnsi="Times New Roman" w:eastAsia="Times New Roman" w:cs="Times New Roman"/>
+        </w:rPr>
+        <w:t xml:space="preserve"> </w:t>
+      </w:r>
+    </w:p>
+    <w:p>
+      <w:pPr>
+        <w:pStyle w:val="FirstParagraph"/>
         <w:spacing w:before="0" w:after="0"/>
-      </w:pPr>
-      <w:r>
-        <w:rPr>
-          <w:rFonts w:ascii="Times New Roman" w:hAnsi="Times New Roman" w:eastAsia="Times New Roman" w:cs="Times New Roman"/>
-        </w:rPr>
-        <w:t xml:space="preserve">B. </w:t>
-      </w:r>
-      <w:r>
-        <w:rPr>
-          <w:rFonts w:hint="eastAsia" w:ascii="Times New Roman" w:hAnsi="Times New Roman" w:eastAsia="FangSong" w:cs="Times New Roman"/>
-        </w:rPr>
-        <w:t xml:space="preserve">可以和银氨溶液发生银镜反应</w:t>
-      </w:r>
-      <w:r>
-        <w:rPr>
-          <w:rFonts w:ascii="Times New Roman" w:hAnsi="Times New Roman" w:eastAsia="Times New Roman" w:cs="Times New Roman"/>
-        </w:rPr>
-        <w:t xml:space="preserve"> </w:t>
-      </w:r>
-    </w:p>
-    <w:p>
-      <w:pPr>
-        <w:pStyle w:val="FirstParagraph"/>
         <w:ind w:left="480" w:hanging="480"/>
-        <w:spacing w:before="0" w:after="0"/>
-      </w:pPr>
-      <w:r>
-        <w:rPr>
-          <w:rFonts w:ascii="Times New Roman" w:hAnsi="Times New Roman" w:eastAsia="Times New Roman" w:cs="Times New Roman"/>
-        </w:rPr>
-        <w:t xml:space="preserve">C. </w:t>
-      </w:r>
-      <w:r>
-        <w:rPr>
-          <w:rFonts w:hint="eastAsia" w:ascii="Times New Roman" w:hAnsi="Times New Roman" w:eastAsia="FangSong" w:cs="Times New Roman"/>
-        </w:rPr>
-        <w:t xml:space="preserve">可以和氢溴酸反应</w:t>
-      </w:r>
-      <w:r>
-        <w:rPr>
-          <w:rFonts w:ascii="Times New Roman" w:hAnsi="Times New Roman" w:eastAsia="Times New Roman" w:cs="Times New Roman"/>
-        </w:rPr>
-        <w:t xml:space="preserve"> </w:t>
-      </w:r>
-    </w:p>
-    <w:p>
-      <w:pPr>
-        <w:pStyle w:val="FirstParagraph"/>
-        <w:ind w:left="480" w:hanging="480"/>
-        <w:spacing w:before="0" w:after="180"/>
       </w:pPr>
       <w:r>
         <w:rPr>
@@ -13859,8 +13863,8 @@
     <w:p>
       <w:pPr>
         <w:pStyle w:val="BodyText"/>
+        <w:spacing w:before="0" w:after="0"/>
         <w:ind w:left="480" w:hanging="480"/>
-        <w:spacing w:after="0"/>
       </w:pPr>
       <w:r>
         <w:rPr>
@@ -13939,8 +13943,8 @@
     <w:p>
       <w:pPr>
         <w:pStyle w:val="BodyText"/>
+        <w:spacing w:before="0" w:after="0"/>
         <w:ind w:left="480" w:hanging="480"/>
-        <w:spacing w:before="0" w:after="0"/>
       </w:pPr>
       <w:r>
         <w:rPr>
@@ -14019,21 +14023,21 @@
     <w:p>
       <w:pPr>
         <w:pStyle w:val="BodyText"/>
+        <w:spacing w:before="0" w:after="0"/>
         <w:ind w:left="480" w:hanging="480"/>
+      </w:pPr>
+      <w:r>
+        <w:rPr>
+          <w:rFonts w:ascii="Times New Roman" w:hAnsi="Times New Roman" w:eastAsia="Times New Roman" w:cs="Times New Roman"/>
+        </w:rPr>
+        <w:t xml:space="preserve">C. HgS　</w:t>
+      </w:r>
+    </w:p>
+    <w:p>
+      <w:pPr>
+        <w:pStyle w:val="BodyText"/>
         <w:spacing w:before="0" w:after="0"/>
-      </w:pPr>
-      <w:r>
-        <w:rPr>
-          <w:rFonts w:ascii="Times New Roman" w:hAnsi="Times New Roman" w:eastAsia="Times New Roman" w:cs="Times New Roman"/>
-        </w:rPr>
-        <w:t xml:space="preserve">C. HgS　</w:t>
-      </w:r>
-    </w:p>
-    <w:p>
-      <w:pPr>
-        <w:pStyle w:val="BodyText"/>
         <w:ind w:left="480" w:hanging="480"/>
-        <w:spacing w:before="0" w:after="180"/>
       </w:pPr>
       <w:r>
         <w:rPr>
@@ -17537,7 +17541,6 @@
     <w:bookmarkEnd w:id="81"/>
     <w:bookmarkEnd w:id="82"/>
     <w:sectPr>
-      <w:headerReference w:type="default" r:id="rId72"/>
       <w:footerReference w:type="default" r:id="rId9"/>
       <w:footnotePr>
         <w:numRestart w:val="eachSect"/>
@@ -17564,16 +17567,6 @@
       <w:rPr>
         <w:rFonts w:ascii="Times New Roman" w:hAnsi="Times New Roman" w:eastAsia="Times New Roman" w:cs="Times New Roman"/>
         <w:b w:val="0"/>
-        <w:color w:val="000000"/>
-        <w:sz w:val="20"/>
-      </w:rPr>
-      <w:t xml:space="preserve">第 </w:t>
-    </w:r>
-    <w:r>
-      <w:rPr>
-        <w:rFonts w:ascii="Times New Roman" w:hAnsi="Times New Roman" w:eastAsia="Times New Roman" w:cs="Times New Roman"/>
-        <w:b w:val="0"/>
-        <w:color w:val="000000"/>
         <w:sz w:val="20"/>
       </w:rPr>
       <w:fldChar w:fldCharType="begin"/>
@@ -17582,7 +17575,6 @@
       <w:rPr>
         <w:rFonts w:ascii="Times New Roman" w:hAnsi="Times New Roman" w:eastAsia="Times New Roman" w:cs="Times New Roman"/>
         <w:b w:val="0"/>
-        <w:color w:val="000000"/>
         <w:sz w:val="20"/>
       </w:rPr>
       <w:instrText xml:space="preserve"> PAGE </w:instrText>
@@ -17591,91 +17583,9 @@
       <w:rPr>
         <w:rFonts w:ascii="Times New Roman" w:hAnsi="Times New Roman" w:eastAsia="Times New Roman" w:cs="Times New Roman"/>
         <w:b w:val="0"/>
-        <w:color w:val="000000"/>
-        <w:sz w:val="20"/>
-      </w:rPr>
-      <w:fldChar w:fldCharType="separate"/>
-    </w:r>
-    <w:r>
-      <w:rPr>
-        <w:rFonts w:ascii="Times New Roman" w:hAnsi="Times New Roman" w:eastAsia="Times New Roman" w:cs="Times New Roman"/>
-        <w:b w:val="0"/>
-        <w:color w:val="000000"/>
-        <w:sz w:val="20"/>
-      </w:rPr>
-      <w:t>1</w:t>
-    </w:r>
-    <w:r>
-      <w:rPr>
-        <w:rFonts w:ascii="Times New Roman" w:hAnsi="Times New Roman" w:eastAsia="Times New Roman" w:cs="Times New Roman"/>
-        <w:b w:val="0"/>
-        <w:color w:val="000000"/>
         <w:sz w:val="20"/>
       </w:rPr>
       <w:fldChar w:fldCharType="end"/>
-    </w:r>
-    <w:r>
-      <w:rPr>
-        <w:rFonts w:ascii="Times New Roman" w:hAnsi="Times New Roman" w:eastAsia="Times New Roman" w:cs="Times New Roman"/>
-        <w:b w:val="0"/>
-        <w:color w:val="000000"/>
-        <w:sz w:val="20"/>
-      </w:rPr>
-      <w:t xml:space="preserve"> 页 / 共 </w:t>
-    </w:r>
-    <w:r>
-      <w:rPr>
-        <w:rFonts w:ascii="Times New Roman" w:hAnsi="Times New Roman" w:eastAsia="Times New Roman" w:cs="Times New Roman"/>
-        <w:b w:val="0"/>
-        <w:color w:val="000000"/>
-        <w:sz w:val="20"/>
-      </w:rPr>
-      <w:fldChar w:fldCharType="begin"/>
-    </w:r>
-    <w:r>
-      <w:rPr>
-        <w:rFonts w:ascii="Times New Roman" w:hAnsi="Times New Roman" w:eastAsia="Times New Roman" w:cs="Times New Roman"/>
-        <w:b w:val="0"/>
-        <w:color w:val="000000"/>
-        <w:sz w:val="20"/>
-      </w:rPr>
-      <w:instrText xml:space="preserve"> NUMPAGES </w:instrText>
-    </w:r>
-    <w:r>
-      <w:rPr>
-        <w:rFonts w:ascii="Times New Roman" w:hAnsi="Times New Roman" w:eastAsia="Times New Roman" w:cs="Times New Roman"/>
-        <w:b w:val="0"/>
-        <w:color w:val="000000"/>
-        <w:sz w:val="20"/>
-      </w:rPr>
-      <w:fldChar w:fldCharType="separate"/>
-    </w:r>
-    <w:r>
-      <w:rPr>
-        <w:rFonts w:ascii="Times New Roman" w:hAnsi="Times New Roman" w:eastAsia="Times New Roman" w:cs="Times New Roman"/>
-        <w:b w:val="0"/>
-        <w:color w:val="000000"/>
-        <w:sz w:val="20"/>
-      </w:rPr>
-      <w:t>1</w:t>
-    </w:r>
-    <w:r>
-      <w:rPr>
-        <w:rFonts w:ascii="Times New Roman" w:hAnsi="Times New Roman" w:eastAsia="Times New Roman" w:cs="Times New Roman"/>
-        <w:b w:val="0"/>
-        <w:color w:val="000000"/>
-        <w:sz w:val="20"/>
-      </w:rPr>
-      <w:fldChar w:fldCharType="end"/>
-    </w:r>
-    <w:r>
-      <w:rPr>
-        <w:rFonts w:ascii="Times New Roman" w:hAnsi="Times New Roman" w:eastAsia="Times New Roman" w:cs="Times New Roman"/>
-        <w:b w:val="0"/>
-        <w:color w:val="000000"/>
-        <w:sz w:val="20"/>
-      </w:rPr>
-      <w:t xml:space="preserve"> 页</w:t>
     </w:r>
   </w:p>
 </w:ftr>
@@ -17698,28 +17608,6 @@
     </w:p>
   </w:footnote>
 </w:footnotes>
-</file>
-
-<file path=word/header1.xml><?xml version="1.0" encoding="utf-8"?>
-<w:hdr xmlns:m="http://schemas.openxmlformats.org/officeDocument/2006/math" xmlns:mc="http://schemas.openxmlformats.org/markup-compatibility/2006" xmlns:mo="http://schemas.microsoft.com/office/mac/office/2008/main" xmlns:mv="urn:schemas-microsoft-com:mac:vml" xmlns:o="urn:schemas-microsoft-com:office:office" xmlns:r="http://schemas.openxmlformats.org/officeDocument/2006/relationships" xmlns:v="urn:schemas-microsoft-com:vml" xmlns:w10="urn:schemas-microsoft-com:office:word" xmlns:w14="http://schemas.microsoft.com/office/word/2010/wordml" xmlns:w="http://schemas.openxmlformats.org/wordprocessingml/2006/main" xmlns:wne="http://schemas.microsoft.com/office/word/2006/wordml" xmlns:wp14="http://schemas.microsoft.com/office/word/2010/wordprocessingDrawing" xmlns:wp="http://schemas.openxmlformats.org/drawingml/2006/wordprocessingDrawing" xmlns:wpc="http://schemas.microsoft.com/office/word/2010/wordprocessingCanvas" xmlns:wpg="http://schemas.microsoft.com/office/word/2010/wordprocessingGroup" xmlns:wpi="http://schemas.microsoft.com/office/word/2010/wordprocessingInk" xmlns:wps="http://schemas.microsoft.com/office/word/2010/wordprocessingShape" mc:Ignorable="w14 wp14">
-  <w:p>
-    <w:pPr>
-      <w:jc w:val="right"/>
-      <w:pBdr>
-        <w:bottom w:val="single" w:sz="4" w:space="2" w:color="000000"/>
-      </w:pBdr>
-    </w:pPr>
-    <w:r>
-      <w:rPr>
-        <w:rFonts w:ascii="Times New Roman" w:hAnsi="Times New Roman" w:eastAsia="Times New Roman" w:cs="Times New Roman"/>
-        <w:b w:val="0"/>
-        <w:color w:val="000000"/>
-        <w:sz w:val="18"/>
-      </w:rPr>
-      <w:t xml:space="preserve">二分册专项卷V</w:t>
-    </w:r>
-  </w:p>
-</w:hdr>
 </file>
 
 <file path=word/numbering.xml><?xml version="1.0" encoding="utf-8"?>
